--- a/Module9/eedelst4_sc9.docx
+++ b/Module9/eedelst4_sc9.docx
@@ -9,15 +9,7 @@
     </w:p>
     <w:p>
       <w:r>
-        <w:t>EN.605.645.</w:t>
-      </w:r>
-      <w:proofErr w:type="gramStart"/>
-      <w:r>
-        <w:t>82.SP</w:t>
-      </w:r>
-      <w:proofErr w:type="gramEnd"/>
-      <w:r>
-        <w:t>26</w:t>
+        <w:t>EN.605.645.82.SP26</w:t>
       </w:r>
     </w:p>
     <w:p>
@@ -28,10 +20,7 @@
         <w:t xml:space="preserve">odule </w:t>
       </w:r>
       <w:r>
-        <w:t>9</w:t>
-      </w:r>
-      <w:r>
-        <w:t xml:space="preserve"> </w:t>
+        <w:t xml:space="preserve">9 </w:t>
       </w:r>
       <w:r>
         <w:t>– self check</w:t>
@@ -263,10 +252,7 @@
           </w:tcPr>
           <w:p>
             <w:r>
-              <w:t>r</w:t>
-            </w:r>
-            <w:r>
-              <w:t>ound</w:t>
+              <w:t>round</w:t>
             </w:r>
           </w:p>
         </w:tc>
@@ -318,10 +304,7 @@
           </w:tcPr>
           <w:p>
             <w:r>
-              <w:t>s</w:t>
-            </w:r>
-            <w:r>
-              <w:t>quare</w:t>
+              <w:t>square</w:t>
             </w:r>
           </w:p>
         </w:tc>
@@ -956,7 +939,6 @@
       <w:r>
         <w:t>Observation: [</w:t>
       </w:r>
-      <w:proofErr w:type="gramStart"/>
       <w:r>
         <w:t>Square</w:t>
       </w:r>
@@ -964,11 +946,7 @@
         <w:t xml:space="preserve"> </w:t>
       </w:r>
       <w:r>
-        <w:t>,large</w:t>
-      </w:r>
-      <w:proofErr w:type="gramEnd"/>
-      <w:r>
-        <w:t>,</w:t>
+        <w:t>,large,</w:t>
       </w:r>
       <w:r>
         <w:t xml:space="preserve"> </w:t>
@@ -1172,16 +1150,7 @@
           <w:rPr>
             <w:rFonts w:ascii="Cambria Math"/>
           </w:rPr>
-          <m:t>0.43=</m:t>
-        </m:r>
-        <m:r>
-          <m:rPr>
-            <m:sty m:val="p"/>
-          </m:rPr>
-          <w:rPr>
-            <w:rFonts w:ascii="Cambria Math"/>
-          </w:rPr>
-          <m:t>0.074</m:t>
+          <m:t>0.43=0.074</m:t>
         </m:r>
       </m:oMath>
       <w:r>
@@ -1198,13 +1167,7 @@
         <w:ind w:left="1440"/>
       </w:pPr>
       <w:r>
-        <w:t>Label =</w:t>
-      </w:r>
-      <w:r>
-        <w:t xml:space="preserve"> no</w:t>
-      </w:r>
-      <w:r>
-        <w:t xml:space="preserve">: </w:t>
+        <w:t xml:space="preserve">Label = no: </w:t>
       </w:r>
     </w:p>
     <w:p>
@@ -1328,61 +1291,7 @@
           <w:rPr>
             <w:rFonts w:ascii="Cambria Math" w:hAnsi="Cambria Math"/>
           </w:rPr>
-          <m:t>= #c/#rows * p(square |</m:t>
-        </m:r>
-        <m:r>
-          <m:rPr>
-            <m:sty m:val="p"/>
-          </m:rPr>
-          <w:rPr>
-            <w:rFonts w:ascii="Cambria Math" w:hAnsi="Cambria Math"/>
-          </w:rPr>
-          <m:t>no</m:t>
-        </m:r>
-        <m:r>
-          <m:rPr>
-            <m:sty m:val="p"/>
-          </m:rPr>
-          <w:rPr>
-            <w:rFonts w:ascii="Cambria Math" w:hAnsi="Cambria Math"/>
-          </w:rPr>
-          <m:t xml:space="preserve"> ) * p(large| </m:t>
-        </m:r>
-        <m:r>
-          <m:rPr>
-            <m:sty m:val="p"/>
-          </m:rPr>
-          <w:rPr>
-            <w:rFonts w:ascii="Cambria Math" w:hAnsi="Cambria Math"/>
-          </w:rPr>
-          <m:t>no</m:t>
-        </m:r>
-        <m:r>
-          <m:rPr>
-            <m:sty m:val="p"/>
-          </m:rPr>
-          <w:rPr>
-            <w:rFonts w:ascii="Cambria Math" w:hAnsi="Cambria Math"/>
-          </w:rPr>
-          <m:t xml:space="preserve">) * p(red | </m:t>
-        </m:r>
-        <m:r>
-          <m:rPr>
-            <m:sty m:val="p"/>
-          </m:rPr>
-          <w:rPr>
-            <w:rFonts w:ascii="Cambria Math" w:hAnsi="Cambria Math"/>
-          </w:rPr>
-          <m:t>no</m:t>
-        </m:r>
-        <m:r>
-          <m:rPr>
-            <m:sty m:val="p"/>
-          </m:rPr>
-          <w:rPr>
-            <w:rFonts w:ascii="Cambria Math" w:hAnsi="Cambria Math"/>
-          </w:rPr>
-          <m:t xml:space="preserve">) = </m:t>
+          <m:t xml:space="preserve">= #c/#rows * p(square |no ) * p(large| no) * p(red | no) = </m:t>
         </m:r>
         <m:r>
           <m:rPr>
@@ -1391,16 +1300,7 @@
           <w:rPr>
             <w:rFonts w:ascii="Cambria Math"/>
           </w:rPr>
-          <m:t>8</m:t>
-        </m:r>
-        <m:r>
-          <m:rPr>
-            <m:sty m:val="p"/>
-          </m:rPr>
-          <w:rPr>
-            <w:rFonts w:ascii="Cambria Math"/>
-          </w:rPr>
-          <m:t>/15</m:t>
+          <m:t>8/15</m:t>
         </m:r>
         <m:r>
           <m:rPr>
@@ -1454,16 +1354,7 @@
           <w:rPr>
             <w:rFonts w:ascii="Cambria Math"/>
           </w:rPr>
-          <m:t xml:space="preserve">0.375= </m:t>
-        </m:r>
-        <m:r>
-          <m:rPr>
-            <m:sty m:val="p"/>
-          </m:rPr>
-          <w:rPr>
-            <w:rFonts w:ascii="Cambria Math"/>
-          </w:rPr>
-          <m:t>0.031</m:t>
+          <m:t>0.375= 0.031</m:t>
         </m:r>
       </m:oMath>
       <w:r>
@@ -1482,18 +1373,15 @@
         <w:rPr>
           <w:rStyle w:val="qv3wpe"/>
         </w:rPr>
-        <w:t>0.70</w:t>
+        <w:t>0.705</w:t>
       </w:r>
-      <w:r>
+    </w:p>
+    <w:p>
+      <w:pPr>
+        <w:ind w:left="1440"/>
         <w:rPr>
           <w:rStyle w:val="qv3wpe"/>
         </w:rPr>
-        <w:t>5</w:t>
-      </w:r>
-    </w:p>
-    <w:p>
-      <w:pPr>
-        <w:ind w:left="1440"/>
       </w:pPr>
       <w:r>
         <w:t>Label = no = 0.031</w:t>
@@ -1502,13 +1390,7 @@
         <w:t>0</w:t>
       </w:r>
       <w:r>
-        <w:t xml:space="preserve"> / </w:t>
-      </w:r>
-      <w:r>
-        <w:t>(0.074 + 0.031)</w:t>
-      </w:r>
-      <w:r>
-        <w:t xml:space="preserve"> =</w:t>
+        <w:t xml:space="preserve"> / (0.074 + 0.031) =</w:t>
       </w:r>
       <w:r>
         <w:t xml:space="preserve"> </w:t>
@@ -1518,6 +1400,19 @@
           <w:rStyle w:val="qv3wpe"/>
         </w:rPr>
         <w:t>0.295</w:t>
+      </w:r>
+    </w:p>
+    <w:p>
+      <w:pPr>
+        <w:ind w:left="1440"/>
+        <w:rPr>
+          <w:rStyle w:val="qv3wpe"/>
+        </w:rPr>
+      </w:pPr>
+    </w:p>
+    <w:p>
+      <w:r>
+        <w:br/>
       </w:r>
     </w:p>
     <w:sectPr>
@@ -1533,6 +1428,95 @@
 <file path=word/numbering.xml><?xml version="1.0" encoding="utf-8"?>
 <w:numbering xmlns:wpc="http://schemas.microsoft.com/office/word/2010/wordprocessingCanvas" xmlns:cx="http://schemas.microsoft.com/office/drawing/2014/chartex" xmlns:cx1="http://schemas.microsoft.com/office/drawing/2015/9/8/chartex" xmlns:cx2="http://schemas.microsoft.com/office/drawing/2015/10/21/chartex" xmlns:cx3="http://schemas.microsoft.com/office/drawing/2016/5/9/chartex" xmlns:cx4="http://schemas.microsoft.com/office/drawing/2016/5/10/chartex" xmlns:cx5="http://schemas.microsoft.com/office/drawing/2016/5/11/chartex" xmlns:cx6="http://schemas.microsoft.com/office/drawing/2016/5/12/chartex" xmlns:cx7="http://schemas.microsoft.com/office/drawing/2016/5/13/chartex" xmlns:cx8="http://schemas.microsoft.com/office/drawing/2016/5/14/chartex" xmlns:mc="http://schemas.openxmlformats.org/markup-compatibility/2006" xmlns:aink="http://schemas.microsoft.com/office/drawing/2016/ink" xmlns:am3d="http://schemas.microsoft.com/office/drawing/2017/model3d" xmlns:o="urn:schemas-microsoft-com:office:office" xmlns:oel="http://schemas.microsoft.com/office/2019/extlst" xmlns:r="http://schemas.openxmlformats.org/officeDocument/2006/relationships" xmlns:m="http://schemas.openxmlformats.org/officeDocument/2006/math" xmlns:v="urn:schemas-microsoft-com:vml" xmlns:wp14="http://schemas.microsoft.com/office/word/2010/wordprocessingDrawing" xmlns:wp="http://schemas.openxmlformats.org/drawingml/2006/wordprocessingDrawing" xmlns:w10="urn:schemas-microsoft-com:office:word" xmlns:w="http://schemas.openxmlformats.org/wordprocessingml/2006/main" xmlns:w14="http://schemas.microsoft.com/office/word/2010/wordml" xmlns:w15="http://schemas.microsoft.com/office/word/2012/wordml" xmlns:w16cex="http://schemas.microsoft.com/office/word/2018/wordml/cex" xmlns:w16cid="http://schemas.microsoft.com/office/word/2016/wordml/cid" xmlns:w16="http://schemas.microsoft.com/office/word/2018/wordml" xmlns:w16du="http://schemas.microsoft.com/office/word/2023/wordml/word16du" xmlns:w16sdtdh="http://schemas.microsoft.com/office/word/2020/wordml/sdtdatahash" xmlns:w16sdtfl="http://schemas.microsoft.com/office/word/2024/wordml/sdtformatlock" xmlns:w16se="http://schemas.microsoft.com/office/word/2015/wordml/symex" xmlns:wpg="http://schemas.microsoft.com/office/word/2010/wordprocessingGroup" xmlns:wpi="http://schemas.microsoft.com/office/word/2010/wordprocessingInk" xmlns:wne="http://schemas.microsoft.com/office/word/2006/wordml" xmlns:wps="http://schemas.microsoft.com/office/word/2010/wordprocessingShape" mc:Ignorable="w14 w15 w16se w16cid w16 w16cex w16sdtdh w16sdtfl w16du wp14">
   <w:abstractNum w:abstractNumId="0" w15:restartNumberingAfterBreak="0">
+    <w:nsid w:val="12B67BA7"/>
+    <w:multiLevelType w:val="hybridMultilevel"/>
+    <w:tmpl w:val="B5C031DE"/>
+    <w:lvl w:ilvl="0" w:tplc="04090011">
+      <w:start w:val="1"/>
+      <w:numFmt w:val="decimal"/>
+      <w:lvlText w:val="%1)"/>
+      <w:lvlJc w:val="left"/>
+      <w:pPr>
+        <w:ind w:left="720" w:hanging="360"/>
+      </w:pPr>
+      <w:rPr>
+        <w:rFonts w:hint="default"/>
+      </w:rPr>
+    </w:lvl>
+    <w:lvl w:ilvl="1" w:tplc="04090019" w:tentative="1">
+      <w:start w:val="1"/>
+      <w:numFmt w:val="lowerLetter"/>
+      <w:lvlText w:val="%2."/>
+      <w:lvlJc w:val="left"/>
+      <w:pPr>
+        <w:ind w:left="1440" w:hanging="360"/>
+      </w:pPr>
+    </w:lvl>
+    <w:lvl w:ilvl="2" w:tplc="0409001B" w:tentative="1">
+      <w:start w:val="1"/>
+      <w:numFmt w:val="lowerRoman"/>
+      <w:lvlText w:val="%3."/>
+      <w:lvlJc w:val="right"/>
+      <w:pPr>
+        <w:ind w:left="2160" w:hanging="180"/>
+      </w:pPr>
+    </w:lvl>
+    <w:lvl w:ilvl="3" w:tplc="0409000F" w:tentative="1">
+      <w:start w:val="1"/>
+      <w:numFmt w:val="decimal"/>
+      <w:lvlText w:val="%4."/>
+      <w:lvlJc w:val="left"/>
+      <w:pPr>
+        <w:ind w:left="2880" w:hanging="360"/>
+      </w:pPr>
+    </w:lvl>
+    <w:lvl w:ilvl="4" w:tplc="04090019" w:tentative="1">
+      <w:start w:val="1"/>
+      <w:numFmt w:val="lowerLetter"/>
+      <w:lvlText w:val="%5."/>
+      <w:lvlJc w:val="left"/>
+      <w:pPr>
+        <w:ind w:left="3600" w:hanging="360"/>
+      </w:pPr>
+    </w:lvl>
+    <w:lvl w:ilvl="5" w:tplc="0409001B" w:tentative="1">
+      <w:start w:val="1"/>
+      <w:numFmt w:val="lowerRoman"/>
+      <w:lvlText w:val="%6."/>
+      <w:lvlJc w:val="right"/>
+      <w:pPr>
+        <w:ind w:left="4320" w:hanging="180"/>
+      </w:pPr>
+    </w:lvl>
+    <w:lvl w:ilvl="6" w:tplc="0409000F" w:tentative="1">
+      <w:start w:val="1"/>
+      <w:numFmt w:val="decimal"/>
+      <w:lvlText w:val="%7."/>
+      <w:lvlJc w:val="left"/>
+      <w:pPr>
+        <w:ind w:left="5040" w:hanging="360"/>
+      </w:pPr>
+    </w:lvl>
+    <w:lvl w:ilvl="7" w:tplc="04090019" w:tentative="1">
+      <w:start w:val="1"/>
+      <w:numFmt w:val="lowerLetter"/>
+      <w:lvlText w:val="%8."/>
+      <w:lvlJc w:val="left"/>
+      <w:pPr>
+        <w:ind w:left="5760" w:hanging="360"/>
+      </w:pPr>
+    </w:lvl>
+    <w:lvl w:ilvl="8" w:tplc="0409001B" w:tentative="1">
+      <w:start w:val="1"/>
+      <w:numFmt w:val="lowerRoman"/>
+      <w:lvlText w:val="%9."/>
+      <w:lvlJc w:val="right"/>
+      <w:pPr>
+        <w:ind w:left="6480" w:hanging="180"/>
+      </w:pPr>
+    </w:lvl>
+  </w:abstractNum>
+  <w:abstractNum w:abstractNumId="1" w15:restartNumberingAfterBreak="0">
     <w:nsid w:val="28C667FB"/>
     <w:multiLevelType w:val="hybridMultilevel"/>
     <w:tmpl w:val="DF1020BC"/>
@@ -1621,7 +1605,102 @@
       </w:pPr>
     </w:lvl>
   </w:abstractNum>
+  <w:abstractNum w:abstractNumId="2" w15:restartNumberingAfterBreak="0">
+    <w:nsid w:val="591421EA"/>
+    <w:multiLevelType w:val="hybridMultilevel"/>
+    <w:tmpl w:val="2C1CB366"/>
+    <w:lvl w:ilvl="0" w:tplc="04090011">
+      <w:start w:val="1"/>
+      <w:numFmt w:val="decimal"/>
+      <w:lvlText w:val="%1)"/>
+      <w:lvlJc w:val="left"/>
+      <w:pPr>
+        <w:ind w:left="720" w:hanging="360"/>
+      </w:pPr>
+      <w:rPr>
+        <w:rFonts w:hint="default"/>
+      </w:rPr>
+    </w:lvl>
+    <w:lvl w:ilvl="1" w:tplc="04090019" w:tentative="1">
+      <w:start w:val="1"/>
+      <w:numFmt w:val="lowerLetter"/>
+      <w:lvlText w:val="%2."/>
+      <w:lvlJc w:val="left"/>
+      <w:pPr>
+        <w:ind w:left="1440" w:hanging="360"/>
+      </w:pPr>
+    </w:lvl>
+    <w:lvl w:ilvl="2" w:tplc="0409001B" w:tentative="1">
+      <w:start w:val="1"/>
+      <w:numFmt w:val="lowerRoman"/>
+      <w:lvlText w:val="%3."/>
+      <w:lvlJc w:val="right"/>
+      <w:pPr>
+        <w:ind w:left="2160" w:hanging="180"/>
+      </w:pPr>
+    </w:lvl>
+    <w:lvl w:ilvl="3" w:tplc="0409000F" w:tentative="1">
+      <w:start w:val="1"/>
+      <w:numFmt w:val="decimal"/>
+      <w:lvlText w:val="%4."/>
+      <w:lvlJc w:val="left"/>
+      <w:pPr>
+        <w:ind w:left="2880" w:hanging="360"/>
+      </w:pPr>
+    </w:lvl>
+    <w:lvl w:ilvl="4" w:tplc="04090019" w:tentative="1">
+      <w:start w:val="1"/>
+      <w:numFmt w:val="lowerLetter"/>
+      <w:lvlText w:val="%5."/>
+      <w:lvlJc w:val="left"/>
+      <w:pPr>
+        <w:ind w:left="3600" w:hanging="360"/>
+      </w:pPr>
+    </w:lvl>
+    <w:lvl w:ilvl="5" w:tplc="0409001B" w:tentative="1">
+      <w:start w:val="1"/>
+      <w:numFmt w:val="lowerRoman"/>
+      <w:lvlText w:val="%6."/>
+      <w:lvlJc w:val="right"/>
+      <w:pPr>
+        <w:ind w:left="4320" w:hanging="180"/>
+      </w:pPr>
+    </w:lvl>
+    <w:lvl w:ilvl="6" w:tplc="0409000F" w:tentative="1">
+      <w:start w:val="1"/>
+      <w:numFmt w:val="decimal"/>
+      <w:lvlText w:val="%7."/>
+      <w:lvlJc w:val="left"/>
+      <w:pPr>
+        <w:ind w:left="5040" w:hanging="360"/>
+      </w:pPr>
+    </w:lvl>
+    <w:lvl w:ilvl="7" w:tplc="04090019" w:tentative="1">
+      <w:start w:val="1"/>
+      <w:numFmt w:val="lowerLetter"/>
+      <w:lvlText w:val="%8."/>
+      <w:lvlJc w:val="left"/>
+      <w:pPr>
+        <w:ind w:left="5760" w:hanging="360"/>
+      </w:pPr>
+    </w:lvl>
+    <w:lvl w:ilvl="8" w:tplc="0409001B" w:tentative="1">
+      <w:start w:val="1"/>
+      <w:numFmt w:val="lowerRoman"/>
+      <w:lvlText w:val="%9."/>
+      <w:lvlJc w:val="right"/>
+      <w:pPr>
+        <w:ind w:left="6480" w:hanging="180"/>
+      </w:pPr>
+    </w:lvl>
+  </w:abstractNum>
   <w:num w:numId="1" w16cid:durableId="1940137048">
+    <w:abstractNumId w:val="1"/>
+  </w:num>
+  <w:num w:numId="2" w16cid:durableId="1191380165">
+    <w:abstractNumId w:val="2"/>
+  </w:num>
+  <w:num w:numId="3" w16cid:durableId="1465003636">
     <w:abstractNumId w:val="0"/>
   </w:num>
 </w:numbering>
